--- a/openspec/changes/np-dates-of-prohibition-setup/tz.docx
+++ b/openspec/changes/np-dates-of-prohibition-setup/tz.docx
@@ -138,6 +138,33 @@
           <w:sz w:val="28"/>
         </w:rPr>
         <w:t>)</w:t>
+      </w:r>
+    </w:p>
+    <w:p>
+      <w:pPr>
+        <w:spacing w:after="120" w:before="0" w:line="360" w:lineRule="auto"/>
+        <w:ind w:firstLine="709"/>
+        <w:jc w:val="both"/>
+      </w:pPr>
+      <w:r>
+        <w:rPr>
+          <w:rFonts w:ascii="Times New Roman" w:hAnsi="Times New Roman" w:eastAsia="Times New Roman" w:cs="Times New Roman"/>
+          <w:b/>
+          <w:i w:val="0"/>
+          <w:color w:val="000000"/>
+          <w:sz w:val="28"/>
+        </w:rPr>
+        <w:t>Номер заявки:</w:t>
+      </w:r>
+      <w:r>
+        <w:rPr>
+          <w:rFonts w:ascii="Times New Roman" w:hAnsi="Times New Roman" w:eastAsia="Times New Roman" w:cs="Times New Roman"/>
+          <w:b w:val="0"/>
+          <w:i w:val="0"/>
+          <w:color w:val="000000"/>
+          <w:sz w:val="28"/>
+        </w:rPr>
+        <w:t xml:space="preserve"> ERP.2026.14</w:t>
       </w:r>
     </w:p>
     <w:p>

--- a/openspec/changes/np-dates-of-prohibition-setup/tz.docx
+++ b/openspec/changes/np-dates-of-prohibition-setup/tz.docx
@@ -43,7 +43,7 @@
           <w:color w:val="000000"/>
           <w:sz w:val="28"/>
         </w:rPr>
-        <w:t xml:space="preserve"> автосдвиг дат запрета изменения и заявка на открытие периода</w:t>
+        <w:t xml:space="preserve"> автоматическая установка дат запрета изменения и заявка на открытие периода</w:t>
       </w:r>
     </w:p>
     <w:p>
@@ -303,7 +303,7 @@
           <w:color w:val="000000"/>
           <w:sz w:val="28"/>
         </w:rPr>
-        <w:t>Доработка предназначена для автоматического сдвига абсолютной даты запрета («сегодня минус N дней») и для согласованного временного открытия периода по заявке. Типовая проверка периода при записи объектов не изменяется.</w:t>
+        <w:t>Доработка предназначена для автоматической установки абсолютной даты запрета («сегодня минус N дней») и для согласованного временного открытия периода по заявке. Типовая проверка периода при записи объектов не изменяется.</w:t>
       </w:r>
     </w:p>
     <w:p>
@@ -573,7 +573,7 @@
                 <w:color w:val="000000"/>
                 <w:sz w:val="24"/>
               </w:rPr>
-              <w:t>заполнение настроек автосдвига, типовой регистр и типовая форма (без изменений)</w:t>
+              <w:t>заполнение настроек автоматической установки, типовой регистр и типовая форма (без изменений)</w:t>
             </w:r>
           </w:p>
         </w:tc>
@@ -1946,7 +1946,7 @@
           <w:color w:val="000000"/>
           <w:sz w:val="28"/>
         </w:rPr>
-        <w:t>Факты записи (организация, Пользователи, раздел, старая и новая дата, режим: автосдвиг или заявка) фиксировать в журнале регистрации.</w:t>
+        <w:t>Факты записи (организация, Пользователи, раздел, старая и новая дата, режим: автоматическая установка или заявка) фиксировать в журнале регистрации.</w:t>
       </w:r>
     </w:p>
     <w:p>
@@ -2207,7 +2207,7 @@
                 <w:color w:val="000000"/>
                 <w:sz w:val="24"/>
               </w:rPr>
-              <w:t>организация из заявки или настройки автосдвига</w:t>
+              <w:t>организация из заявки или настройки автоматической установки</w:t>
             </w:r>
           </w:p>
         </w:tc>
@@ -2473,7 +2473,7 @@
           <w:color w:val="000000"/>
           <w:sz w:val="28"/>
         </w:rPr>
-        <w:t>изменять записи регистра, которых нет в настройках автосдвига (в том числе даты, заданные только в типовой форме);</w:t>
+        <w:t>изменять записи регистра, которых нет в настройках автоматической установки (в том числе даты, заданные только в типовой форме);</w:t>
       </w:r>
     </w:p>
     <w:p>
@@ -2517,7 +2517,7 @@
           <w:color w:val="000000"/>
           <w:sz w:val="28"/>
         </w:rPr>
-        <w:t>Примечание. В БСП дата конкретного пользователя перекрывает дату «для всех пользователей». Поэтому индивидуальный сдвиг нужно задавать отдельной настройкой на этого пользователя (или группу), иначе заявка и автосдвиг по «для всех» на него не подействуют.</w:t>
+        <w:t>Примечание. В БСП дата конкретного пользователя перекрывает дату «для всех пользователей». Поэтому индивидуальный сдвиг нужно задавать отдельной настройкой на этого пользователя (или группу), иначе заявка и автоматическая установка по «для всех» на него не подействуют.</w:t>
       </w:r>
     </w:p>
     <w:p>
@@ -2708,7 +2708,7 @@
                 <w:color w:val="000000"/>
                 <w:sz w:val="24"/>
               </w:rPr>
-              <w:t>нп_НастройкиАвтосдвигаДатЗапрета</w:t>
+              <w:t>нп_НастройкиАвтоматическойУстановкиДатЗапрета</w:t>
             </w:r>
           </w:p>
         </w:tc>
@@ -2984,7 +2984,7 @@
                 <w:color w:val="000000"/>
                 <w:sz w:val="24"/>
               </w:rPr>
-              <w:t>запись в типовой регистр, автосдвиг, срок действия открытого периода</w:t>
+              <w:t>запись в типовой регистр, автоматическая установка, срок действия открытого периода</w:t>
             </w:r>
           </w:p>
         </w:tc>
@@ -3095,7 +3095,7 @@
           <w:color w:val="000000"/>
           <w:sz w:val="32"/>
         </w:rPr>
-        <w:t>6. Требования к автосдвигу дат</w:t>
+        <w:t>6. Требования к автоматической установке дат</w:t>
       </w:r>
     </w:p>
     <w:p>
@@ -3139,7 +3139,7 @@
           <w:color w:val="000000"/>
           <w:sz w:val="24"/>
         </w:rPr>
-        <w:t>нп_НастройкиАвтосдвигаДатЗапрета</w:t>
+        <w:t>нп_НастройкиАвтоматическойУстановкиДатЗапрета</w:t>
       </w:r>
       <w:r>
         <w:rPr>
@@ -3767,7 +3767,7 @@
           <w:color w:val="000000"/>
           <w:sz w:val="28"/>
         </w:rPr>
-        <w:t>Записи типового регистра, которых нет в настройках автосдвига, не изменяются.</w:t>
+        <w:t>Записи типового регистра, которых нет в настройках автоматической установки, не изменяются.</w:t>
       </w:r>
     </w:p>
     <w:p>
@@ -3841,7 +3841,7 @@
           <w:color w:val="000000"/>
           <w:sz w:val="28"/>
         </w:rPr>
-        <w:t xml:space="preserve"> в записи, которые эта заявка покрывает (организация, раздел, Пользователи настроек). По остальным разделам той же организации автосдвиг продолжается.</w:t>
+        <w:t xml:space="preserve"> в записи, которые эта заявка покрывает (организация, раздел, Пользователи настроек). По остальным разделам той же организации автоматическая установка продолжается.</w:t>
       </w:r>
     </w:p>
     <w:p>
@@ -3868,7 +3868,7 @@
           <w:color w:val="000000"/>
           <w:sz w:val="28"/>
         </w:rPr>
-        <w:t xml:space="preserve">После истечения срока действия открытого периода при включённом автосдвиге задание восстанавливает для каждой настройки своё </w:t>
+        <w:t xml:space="preserve">После истечения срока действия открытого периода при включённой автоматической установке задание восстанавливает для каждой настройки своё </w:t>
       </w:r>
       <w:r>
         <w:rPr>
@@ -4957,7 +4957,7 @@
           <w:color w:val="000000"/>
           <w:sz w:val="28"/>
         </w:rPr>
-        <w:t xml:space="preserve"> по организациям заявки, разделу заявки (или всем разделам с типом «Организации», если раздел пуст) и Пользователям из настроек автосдвига этих организаций (п. 4):</w:t>
+        <w:t xml:space="preserve"> по организациям заявки, разделу заявки (или всем разделам с типом «Организации», если раздел пуст) и Пользователям из настроек автоматической установки этих организаций (п. 4):</w:t>
       </w:r>
     </w:p>
     <w:p>
@@ -5001,7 +5001,7 @@
           <w:color w:val="000000"/>
           <w:sz w:val="28"/>
         </w:rPr>
-        <w:t>Если по организации нет настроек автосдвига, записывается «для всех пользователей».</w:t>
+        <w:t>Если по организации нет настроек автоматической установки, записывается «для всех пользователей».</w:t>
       </w:r>
     </w:p>
     <w:p>
@@ -5035,7 +5035,7 @@
           <w:color w:val="000000"/>
           <w:sz w:val="28"/>
         </w:rPr>
-        <w:t xml:space="preserve">Пока срок действия открытого периода не истёк, автосдвиг эти записи не перезаписывает значением </w:t>
+        <w:t xml:space="preserve">Пока срок действия открытого периода не истёк, автоматическая установка эти записи не перезаписывает значением </w:t>
       </w:r>
       <w:r>
         <w:rPr>
@@ -5055,7 +5055,7 @@
           <w:color w:val="000000"/>
           <w:sz w:val="28"/>
         </w:rPr>
-        <w:t xml:space="preserve">. После истечения срока действия открытого периода при включённом автосдвиге восстанавливается своё </w:t>
+        <w:t xml:space="preserve">. После истечения срока действия открытого периода при включённой автоматической установке восстанавливается своё </w:t>
       </w:r>
       <w:r>
         <w:rPr>
@@ -5092,7 +5092,7 @@
           <w:color w:val="000000"/>
           <w:sz w:val="28"/>
         </w:rPr>
-        <w:t>Заявка изменяет те же Пользователи, что ведутся автосдвигом (пользователь/группа пользователей). Строки типового регистра, которых нет в настройках, заявка не изменяет.</w:t>
+        <w:t>Заявка изменяет те же Пользователи, что ведутся автоматической установкой (пользователь/группа пользователей). Строки типового регистра, которых нет в настройках, заявка не изменяет.</w:t>
       </w:r>
     </w:p>
     <w:p>
@@ -5153,7 +5153,7 @@
           <w:color w:val="000000"/>
           <w:sz w:val="28"/>
         </w:rPr>
-        <w:t>Для каждой включённой настройки автосдвига:</w:t>
+        <w:t>Для каждой включённой настройки автоматической установки:</w:t>
       </w:r>
     </w:p>
     <w:p>
@@ -5951,7 +5951,7 @@
                 <w:color w:val="000000"/>
                 <w:sz w:val="24"/>
               </w:rPr>
-              <w:t>Автосдвиг без заявки, для всех пользователей N равно 10, дата сеанса 18.08</w:t>
+              <w:t>Автоматическая установка без заявки, для всех пользователей N равно 10, дата сеанса 18.08</w:t>
             </w:r>
           </w:p>
         </w:tc>
@@ -6157,7 +6157,7 @@
                 <w:color w:val="000000"/>
                 <w:sz w:val="24"/>
               </w:rPr>
-              <w:t>По организации есть дата пользователя только в типовой форме, без настройки автосдвига</w:t>
+              <w:t>По организации есть дата пользователя только в типовой форме, без настройки автоматической установки</w:t>
             </w:r>
           </w:p>
         </w:tc>
@@ -6184,7 +6184,7 @@
                 <w:color w:val="000000"/>
                 <w:sz w:val="24"/>
               </w:rPr>
-              <w:t>Автосдвиг и заявка эту строку не меняют</w:t>
+              <w:t>Автоматическая установка и заявка эту строку не меняют</w:t>
             </w:r>
           </w:p>
         </w:tc>
@@ -6720,7 +6720,7 @@
           <w:color w:val="000000"/>
           <w:sz w:val="24"/>
         </w:rPr>
-        <w:t>нп_НастройкиАвтосдвигаДатЗапрета</w:t>
+        <w:t>нп_НастройкиАвтоматическойУстановкиДатЗапрета</w:t>
       </w:r>
       <w:r>
         <w:rPr>
